--- a/01_The_Blue_Silence/Manuscript/THE_BLUE_SILENCE_Chapter_30_The_Archive.docx
+++ b/01_The_Blue_Silence/Manuscript/THE_BLUE_SILENCE_Chapter_30_The_Archive.docx
@@ -34,546 +34,375 @@
         <w:rPr>
           <w:i/>
         </w:rPr>
-        <w:t>KOTA ARUNA - 2026</w:t>
+        <w:t>KOTA ARUNA — 2026</w:t>
       </w:r>
     </w:p>
     <w:p>
       <w:pPr>
-        <w:spacing w:after="160" w:line="259" w:lineRule="auto"/>
+        <w:jc w:val="left"/>
       </w:pPr>
       <w:r>
-        <w:rPr>
-          <w:i w:val="0"/>
-        </w:rPr>
         <w:t>The archive had two doors.</w:t>
       </w:r>
     </w:p>
     <w:p>
       <w:pPr>
-        <w:spacing w:after="160" w:line="259" w:lineRule="auto"/>
+        <w:jc w:val="left"/>
       </w:pPr>
       <w:r>
-        <w:rPr>
-          <w:i w:val="0"/>
-        </w:rPr>
-        <w:t>One was official, logged, watched by a camera that worked when maintenance forms were properly submitted.</w:t>
+        <w:t>One was official, logged and watched by a camera that worked whenever the maintenance forms were properly submitted. The other was a service entrance behind shelving marked for disposal, known to cleaners, contractors and officers who had been young before security became a performance.</w:t>
       </w:r>
     </w:p>
     <w:p>
       <w:pPr>
-        <w:spacing w:after="160" w:line="259" w:lineRule="auto"/>
+        <w:jc w:val="left"/>
       </w:pPr>
       <w:r>
-        <w:rPr>
-          <w:i w:val="0"/>
-        </w:rPr>
-        <w:t>The other was a service entrance behind shelving marked for disposal, known to cleaners, contractors and officers who had been young before security became a performance.</w:t>
+        <w:t>Grace found it in the building plans. Aisyah found it in a cleaner’s memory, a woman named Kak Sabariah who had pushed a trolley down that corridor for nineteen years and said, without being asked twice, that the lower door had never closed properly since the flood. Rahman found it in himself.</w:t>
       </w:r>
     </w:p>
     <w:p>
       <w:pPr>
-        <w:spacing w:after="160" w:line="259" w:lineRule="auto"/>
+        <w:jc w:val="left"/>
       </w:pPr>
       <w:r>
-        <w:rPr>
-          <w:i w:val="0"/>
-        </w:rPr>
-        <w:t>Grace found it in the building plans.</w:t>
+        <w:t>He had used that door once, in 1994, following Harun into the records basement after midnight because Harun trusted silence more than procedure. He remembered a smell of wet cardboard, and Harun’s torch held low against his leg, and how little he had understood of what he was being shown.</w:t>
       </w:r>
     </w:p>
     <w:p>
       <w:pPr>
-        <w:spacing w:after="160" w:line="259" w:lineRule="auto"/>
+        <w:jc w:val="left"/>
       </w:pPr>
       <w:r>
-        <w:rPr>
-          <w:i w:val="0"/>
-        </w:rPr>
-        <w:t>Aisyah found it in a cleaner's memory.</w:t>
+        <w:t>Now they entered legally, through the front, with written authority and two named witnesses. The bulletin of the night before had settled that. Anything ORION touched that morning would be read as overreach unless proven otherwise, and the proof would be paper. It felt less clean than the old trespass.</w:t>
       </w:r>
     </w:p>
     <w:p>
       <w:pPr>
-        <w:spacing w:after="160" w:line="259" w:lineRule="auto"/>
+        <w:jc w:val="left"/>
       </w:pPr>
       <w:r>
-        <w:rPr>
-          <w:i w:val="0"/>
-        </w:rPr>
-        <w:t>Rahman found it in himself.</w:t>
+        <w:t>The disposal cage held boxes from three decades. Most were harmless: payroll duplicates, vehicle maintenance forms, outdated circulars, training manuals swollen by damp. Daniel went through them with a patience he never showed in meetings, lifting each carton, reading the label, setting it aside, as though the building owed him something and he was prepared to be paid in small instalments.</w:t>
       </w:r>
     </w:p>
     <w:p>
       <w:pPr>
-        <w:spacing w:after="160" w:line="259" w:lineRule="auto"/>
+        <w:jc w:val="left"/>
       </w:pPr>
       <w:r>
-        <w:rPr>
-          <w:i w:val="0"/>
-        </w:rPr>
-        <w:t>He had used that door once in 1994, following Harun into the records basement after midnight because Harun trusted silence more than procedure.</w:t>
+        <w:t>Then he saw the blue string.</w:t>
       </w:r>
     </w:p>
     <w:p>
       <w:pPr>
-        <w:spacing w:after="160" w:line="259" w:lineRule="auto"/>
+        <w:jc w:val="left"/>
       </w:pPr>
       <w:r>
-        <w:rPr>
-          <w:i w:val="0"/>
-        </w:rPr>
-        <w:t>Now they entered legally, with written authority and two witnesses. It felt less clean than the old trespass.</w:t>
+        <w:t>Not tied around a box. Caught under one.</w:t>
       </w:r>
     </w:p>
     <w:p>
       <w:pPr>
-        <w:spacing w:after="160" w:line="259" w:lineRule="auto"/>
+        <w:jc w:val="left"/>
       </w:pPr>
       <w:r>
-        <w:rPr>
-          <w:i w:val="0"/>
-        </w:rPr>
-        <w:t>The disposal cage held boxes from three decades. Most were harmless: payroll duplicates, vehicle maintenance forms, outdated circulars, water-damaged training manuals.</w:t>
+        <w:t>Blue had been the archive’s colour for sealed matter, before the department had moved to barcodes and stopped caring what colour anything was. He lifted the carton carefully. Beneath it lay a packet wrapped in brown paper, flattened by years of institutional forgetting, tied once with the string.</w:t>
       </w:r>
     </w:p>
     <w:p>
       <w:pPr>
-        <w:spacing w:after="160" w:line="259" w:lineRule="auto"/>
+        <w:jc w:val="left"/>
       </w:pPr>
       <w:r>
-        <w:rPr>
-          <w:i w:val="0"/>
-        </w:rPr>
-        <w:t>Then Daniel saw the blue string.</w:t>
-      </w:r>
-    </w:p>
-    <w:p>
-      <w:pPr>
-        <w:spacing w:after="160" w:line="259" w:lineRule="auto"/>
-      </w:pPr>
-      <w:r>
-        <w:rPr>
-          <w:i w:val="0"/>
-        </w:rPr>
-        <w:t>Not tied around a box.</w:t>
-      </w:r>
-    </w:p>
-    <w:p>
-      <w:pPr>
-        <w:spacing w:after="160" w:line="259" w:lineRule="auto"/>
-      </w:pPr>
-      <w:r>
-        <w:rPr>
-          <w:i w:val="0"/>
-        </w:rPr>
-        <w:t>Caught under one.</w:t>
-      </w:r>
-    </w:p>
-    <w:p>
-      <w:pPr>
-        <w:spacing w:after="160" w:line="259" w:lineRule="auto"/>
-      </w:pPr>
-      <w:r>
-        <w:rPr>
-          <w:i w:val="0"/>
-        </w:rPr>
-        <w:t>He lifted the carton carefully. Beneath it lay a packet wrapped in brown paper, flattened by years of institutional forgetting.</w:t>
-      </w:r>
-    </w:p>
-    <w:p>
-      <w:pPr>
-        <w:spacing w:after="160" w:line="259" w:lineRule="auto"/>
-      </w:pPr>
-      <w:r>
-        <w:rPr>
-          <w:i w:val="0"/>
-        </w:rPr>
         <w:t>On the front, someone had written one word.</w:t>
       </w:r>
     </w:p>
     <w:p>
       <w:pPr>
-        <w:spacing w:after="160" w:line="259" w:lineRule="auto"/>
+        <w:jc w:val="left"/>
       </w:pPr>
       <w:r>
-        <w:rPr>
-          <w:i w:val="0"/>
-        </w:rPr>
         <w:t>RAHMAN.</w:t>
       </w:r>
     </w:p>
     <w:p>
       <w:pPr>
-        <w:spacing w:after="160" w:line="259" w:lineRule="auto"/>
+        <w:jc w:val="left"/>
       </w:pPr>
       <w:r>
-        <w:rPr>
-          <w:i w:val="0"/>
-        </w:rPr>
         <w:t>Nobody touched it immediately.</w:t>
       </w:r>
     </w:p>
     <w:p>
       <w:pPr>
-        <w:spacing w:after="160" w:line="259" w:lineRule="auto"/>
+        <w:jc w:val="left"/>
       </w:pPr>
       <w:r>
-        <w:rPr>
-          <w:i w:val="0"/>
-        </w:rPr>
-        <w:t>Aisyah photographed the position. Grace logged the time. Daniel stepped back as if the packet might accuse him by proximity.</w:t>
+        <w:t>Aisyah photographed the position. Grace logged the time. Daniel stepped back as if the packet might accuse him by proximity. Rahman looked at the capital R, leaning forward, and thought of a hand raised for silence on a wet road.</w:t>
       </w:r>
     </w:p>
     <w:p>
       <w:pPr>
-        <w:spacing w:after="160" w:line="259" w:lineRule="auto"/>
+        <w:jc w:val="left"/>
       </w:pPr>
       <w:r>
-        <w:rPr>
-          <w:i w:val="0"/>
-        </w:rPr>
-        <w:t>Rahman opened it himself.</w:t>
+        <w:t>He opened it himself.</w:t>
       </w:r>
     </w:p>
     <w:p>
       <w:pPr>
-        <w:spacing w:after="160" w:line="259" w:lineRule="auto"/>
+        <w:jc w:val="left"/>
       </w:pPr>
       <w:r>
-        <w:rPr>
-          <w:i w:val="0"/>
-        </w:rPr>
-        <w:t>Inside were copies. Not originals. Harun had known better than to preserve originals where theft would be noticed.</w:t>
+        <w:t>Inside were copies. Not originals. Harun had known better than to leave originals where theft would be noticed. There were witness summaries, vehicle plates, a partial financial memo, and a photograph of Rahim Nasir standing beside two officers and a third man whose face had been cut from the print with a blade so sharp it had left no fibres.</w:t>
       </w:r>
     </w:p>
     <w:p>
       <w:pPr>
-        <w:spacing w:after="160" w:line="259" w:lineRule="auto"/>
+        <w:jc w:val="left"/>
       </w:pPr>
       <w:r>
-        <w:rPr>
-          <w:i w:val="0"/>
-        </w:rPr>
-        <w:t>There were witness summaries, vehicle plates, a partial financial memo, a photograph of Rahim Nasir beside two officers and one man whose face had been cut from the print.</w:t>
-      </w:r>
-    </w:p>
-    <w:p>
-      <w:pPr>
-        <w:spacing w:after="160" w:line="259" w:lineRule="auto"/>
-      </w:pPr>
-      <w:r>
-        <w:rPr>
-          <w:i w:val="0"/>
-        </w:rPr>
         <w:t>At the bottom lay a cassette tape.</w:t>
       </w:r>
     </w:p>
     <w:p>
       <w:pPr>
-        <w:spacing w:after="160" w:line="259" w:lineRule="auto"/>
+        <w:jc w:val="left"/>
       </w:pPr>
       <w:r>
-        <w:rPr>
-          <w:i w:val="0"/>
-        </w:rPr>
         <w:t>Daniel almost laughed from shock.</w:t>
       </w:r>
     </w:p>
     <w:p>
       <w:pPr>
-        <w:spacing w:after="160" w:line="259" w:lineRule="auto"/>
+        <w:jc w:val="left"/>
       </w:pPr>
       <w:r>
-        <w:rPr>
-          <w:i w:val="0"/>
-        </w:rPr>
-        <w:t>"Do we even have anything that plays this?"</w:t>
+        <w:t>“Do we even have anything that plays this?”</w:t>
       </w:r>
     </w:p>
     <w:p>
       <w:pPr>
-        <w:spacing w:after="160" w:line="259" w:lineRule="auto"/>
+        <w:jc w:val="left"/>
       </w:pPr>
       <w:r>
-        <w:rPr>
-          <w:i w:val="0"/>
-        </w:rPr>
-        <w:t>"Evidence store," Grace said. "Old interview equipment."</w:t>
+        <w:t>“Evidence store,” Grace said. “Old interview equipment.”</w:t>
       </w:r>
     </w:p>
     <w:p>
       <w:pPr>
-        <w:spacing w:after="160" w:line="259" w:lineRule="auto"/>
+        <w:jc w:val="left"/>
       </w:pPr>
       <w:r>
-        <w:rPr>
-          <w:i w:val="0"/>
-        </w:rPr>
-        <w:t>The tape label read: KELANA - NOT FOR FILE.</w:t>
+        <w:t>The label was in Harun’s hand.</w:t>
       </w:r>
     </w:p>
     <w:p>
       <w:pPr>
-        <w:spacing w:after="160" w:line="259" w:lineRule="auto"/>
+        <w:jc w:val="left"/>
       </w:pPr>
       <w:r>
-        <w:rPr>
-          <w:i w:val="0"/>
-        </w:rPr>
-        <w:t>They played it in a secure room with the volume low.</w:t>
+        <w:t>KELANA — NOT FOR FILE.</w:t>
       </w:r>
     </w:p>
     <w:p>
       <w:pPr>
-        <w:spacing w:after="160" w:line="259" w:lineRule="auto"/>
+        <w:jc w:val="left"/>
       </w:pPr>
       <w:r>
-        <w:rPr>
-          <w:i w:val="0"/>
-        </w:rPr>
-        <w:t>Kelana's younger voice filled the silence, thinner but unmistakable.</w:t>
+        <w:t>Rahman thought of Farid at the table the night before. I buried the statement. This was not the statement. This was what Farid had buried it to prevent. A voice.</w:t>
       </w:r>
     </w:p>
     <w:p>
       <w:pPr>
-        <w:spacing w:after="160" w:line="259" w:lineRule="auto"/>
+        <w:jc w:val="left"/>
       </w:pPr>
       <w:r>
-        <w:rPr>
-          <w:i w:val="0"/>
-        </w:rPr>
-        <w:t>He spoke of police schedules sold as favours, of gambling rooms protected through warnings, of transport companies that carried legal cargo by day and debt by night.</w:t>
+        <w:t>They played it in a secure room with the volume low. The machine ticked and wound. Kelana’s younger voice filled the silence, thinner than Rahman remembered but unmistakable, careful with its vowels.</w:t>
       </w:r>
     </w:p>
     <w:p>
       <w:pPr>
-        <w:spacing w:after="160" w:line="259" w:lineRule="auto"/>
+        <w:jc w:val="left"/>
       </w:pPr>
       <w:r>
-        <w:rPr>
-          <w:i w:val="0"/>
-        </w:rPr>
+        <w:t>He spoke of police schedules sold as favours. Of gambling rooms protected through well-timed warnings. Of transport companies that carried legal cargo by day and debt by night.</w:t>
+      </w:r>
+    </w:p>
+    <w:p>
+      <w:pPr>
+        <w:jc w:val="left"/>
+      </w:pPr>
+      <w:r>
         <w:t>Then Harun asked the question.</w:t>
       </w:r>
     </w:p>
     <w:p>
       <w:pPr>
-        <w:spacing w:after="160" w:line="259" w:lineRule="auto"/>
+        <w:jc w:val="left"/>
       </w:pPr>
       <w:r>
-        <w:rPr>
-          <w:i w:val="0"/>
-        </w:rPr>
         <w:t>Who coordinates it?</w:t>
       </w:r>
     </w:p>
     <w:p>
       <w:pPr>
-        <w:spacing w:after="160" w:line="259" w:lineRule="auto"/>
+        <w:jc w:val="left"/>
       </w:pPr>
       <w:r>
-        <w:rPr>
-          <w:i w:val="0"/>
-        </w:rPr>
         <w:t>The tape hissed.</w:t>
       </w:r>
     </w:p>
     <w:p>
       <w:pPr>
-        <w:spacing w:after="160" w:line="259" w:lineRule="auto"/>
+        <w:jc w:val="left"/>
       </w:pPr>
       <w:r>
-        <w:rPr>
-          <w:i w:val="0"/>
-        </w:rPr>
-        <w:t>Kelana answered, 'You keep asking who leads. That is how they make you blind. Ask who benefits when everyone is afraid to sign their own name.'</w:t>
+        <w:t>Kelana answered, “You keep asking who leads. That is how they make you blind. Ask who benefits when everyone is afraid to sign their own name.”</w:t>
       </w:r>
     </w:p>
     <w:p>
       <w:pPr>
-        <w:spacing w:after="160" w:line="259" w:lineRule="auto"/>
+        <w:jc w:val="left"/>
       </w:pPr>
       <w:r>
-        <w:rPr>
-          <w:i w:val="0"/>
-        </w:rPr>
         <w:t>Another pause.</w:t>
       </w:r>
     </w:p>
     <w:p>
       <w:pPr>
-        <w:spacing w:after="160" w:line="259" w:lineRule="auto"/>
+        <w:jc w:val="left"/>
       </w:pPr>
       <w:r>
-        <w:rPr>
-          <w:i w:val="0"/>
-        </w:rPr>
-        <w:t>'There is a policeman. Not the biggest. The useful one. He knows how files move.'</w:t>
+        <w:t>“There is a policeman. Not the biggest. The useful one. He knows how files move.”</w:t>
       </w:r>
     </w:p>
     <w:p>
       <w:pPr>
-        <w:spacing w:after="160" w:line="259" w:lineRule="auto"/>
+        <w:jc w:val="left"/>
       </w:pPr>
       <w:r>
-        <w:rPr>
-          <w:i w:val="0"/>
-        </w:rPr>
         <w:t>Harun asked for the name.</w:t>
       </w:r>
     </w:p>
     <w:p>
       <w:pPr>
-        <w:spacing w:after="160" w:line="259" w:lineRule="auto"/>
+        <w:jc w:val="left"/>
       </w:pPr>
       <w:r>
-        <w:rPr>
-          <w:i w:val="0"/>
-        </w:rPr>
         <w:t>A sound interrupted the recording. A chair. A breath. Kelana refusing.</w:t>
       </w:r>
     </w:p>
     <w:p>
       <w:pPr>
-        <w:spacing w:after="160" w:line="259" w:lineRule="auto"/>
+        <w:jc w:val="left"/>
       </w:pPr>
       <w:r>
-        <w:rPr>
-          <w:i w:val="0"/>
-        </w:rPr>
         <w:t>Then, barely audible:</w:t>
       </w:r>
     </w:p>
     <w:p>
       <w:pPr>
-        <w:spacing w:after="160" w:line="259" w:lineRule="auto"/>
+        <w:jc w:val="left"/>
       </w:pPr>
       <w:r>
-        <w:rPr>
-          <w:i w:val="0"/>
-        </w:rPr>
-        <w:t>'If I say it, Farid will bury me and you will hate him for saving my life.'</w:t>
+        <w:t>“If I say it, Farid will bury me and you will hate him for saving my life.”</w:t>
       </w:r>
     </w:p>
     <w:p>
       <w:pPr>
-        <w:spacing w:after="160" w:line="259" w:lineRule="auto"/>
+        <w:jc w:val="left"/>
       </w:pPr>
       <w:r>
-        <w:rPr>
-          <w:i w:val="0"/>
-        </w:rPr>
         <w:t>The tape ended there.</w:t>
       </w:r>
     </w:p>
     <w:p>
       <w:pPr>
-        <w:spacing w:after="160" w:line="259" w:lineRule="auto"/>
+        <w:jc w:val="left"/>
       </w:pPr>
       <w:r>
-        <w:rPr>
-          <w:i w:val="0"/>
-        </w:rPr>
+        <w:t>Nobody moved. The machine ran on for several seconds, the dead tape slipping across the head, and Aisyah reached over and pressed stop.</w:t>
+      </w:r>
+    </w:p>
+    <w:p>
+      <w:pPr>
+        <w:jc w:val="left"/>
+      </w:pPr>
+      <w:r>
         <w:t>Rahman sat back.</w:t>
       </w:r>
     </w:p>
     <w:p>
       <w:pPr>
-        <w:spacing w:after="160" w:line="259" w:lineRule="auto"/>
+        <w:jc w:val="left"/>
       </w:pPr>
       <w:r>
-        <w:rPr>
-          <w:i w:val="0"/>
-        </w:rPr>
-        <w:t>The archive had not given them an answer.</w:t>
+        <w:t>The archive had not given them an answer. It had given them the shape of the question Harun had died carrying: who knew how files moved, and who had loved the man who kept them hidden.</w:t>
       </w:r>
     </w:p>
     <w:p>
       <w:pPr>
-        <w:spacing w:after="160" w:line="259" w:lineRule="auto"/>
+        <w:jc w:val="left"/>
       </w:pPr>
       <w:r>
-        <w:rPr>
-          <w:i w:val="0"/>
-        </w:rPr>
-        <w:t>It had given them the shape of the question Harun died carrying.</w:t>
-      </w:r>
-    </w:p>
-    <w:p>
-      <w:pPr>
-        <w:spacing w:after="160" w:line="259" w:lineRule="auto"/>
-      </w:pPr>
-      <w:r>
-        <w:rPr>
-          <w:i w:val="0"/>
-        </w:rPr>
         <w:t>Aisyah looked at the cut photograph.</w:t>
       </w:r>
     </w:p>
     <w:p>
       <w:pPr>
-        <w:spacing w:after="160" w:line="259" w:lineRule="auto"/>
+        <w:jc w:val="left"/>
       </w:pPr>
       <w:r>
-        <w:rPr>
-          <w:i w:val="0"/>
-        </w:rPr>
-        <w:t>"Can we restore the missing face?"</w:t>
+        <w:t>“Can we restore the missing face?”</w:t>
       </w:r>
     </w:p>
     <w:p>
       <w:pPr>
-        <w:spacing w:after="160" w:line="259" w:lineRule="auto"/>
+        <w:jc w:val="left"/>
       </w:pPr>
       <w:r>
-        <w:rPr>
-          <w:i w:val="0"/>
-        </w:rPr>
         <w:t>Grace was already scanning.</w:t>
       </w:r>
     </w:p>
     <w:p>
       <w:pPr>
-        <w:spacing w:after="160" w:line="259" w:lineRule="auto"/>
+        <w:jc w:val="left"/>
       </w:pPr>
       <w:r>
-        <w:rPr>
-          <w:i w:val="0"/>
-        </w:rPr>
-        <w:t>"Maybe not. But we can find the original event."</w:t>
+        <w:t>“Maybe not. But we can find the original event. Somebody took this at something. A dinner, a ceremony. There will be other pictures.”</w:t>
       </w:r>
     </w:p>
     <w:p>
       <w:pPr>
-        <w:spacing w:after="160" w:line="259" w:lineRule="auto"/>
+        <w:jc w:val="left"/>
       </w:pPr>
       <w:r>
-        <w:rPr>
-          <w:i w:val="0"/>
-        </w:rPr>
         <w:t>Rahman looked at the packet with his name on it.</w:t>
       </w:r>
     </w:p>
     <w:p>
       <w:pPr>
-        <w:spacing w:after="160" w:line="259" w:lineRule="auto"/>
+        <w:jc w:val="left"/>
       </w:pPr>
       <w:r>
-        <w:rPr>
-          <w:i w:val="0"/>
-        </w:rPr>
         <w:t>Harun had not left him proof.</w:t>
       </w:r>
     </w:p>
     <w:p>
       <w:pPr>
-        <w:spacing w:after="160" w:line="259" w:lineRule="auto"/>
+        <w:jc w:val="left"/>
       </w:pPr>
       <w:r>
-        <w:rPr>
-          <w:i w:val="0"/>
-        </w:rPr>
         <w:t>He had left him responsibility.</w:t>
+      </w:r>
+    </w:p>
+    <w:p>
+      <w:pPr>
+        <w:jc w:val="left"/>
+      </w:pPr>
+      <w:r>
+        <w:t>END CHAPTER THIRTY</w:t>
       </w:r>
     </w:p>
     <w:sectPr>

--- a/01_The_Blue_Silence/Manuscript/THE_BLUE_SILENCE_Chapter_30_The_Archive.docx
+++ b/01_The_Blue_Silence/Manuscript/THE_BLUE_SILENCE_Chapter_30_The_Archive.docx
@@ -154,7 +154,7 @@
         <w:jc w:val="left"/>
       </w:pPr>
       <w:r>
-        <w:t>Inside were copies. Not originals. Harun had known better than to leave originals where theft would be noticed. There were witness summaries, vehicle plates, a partial financial memo, and a photograph of Rahim Nasir standing beside two officers and a third man whose face had been cut from the print with a blade so sharp it had left no fibres.</w:t>
+        <w:t>Inside were copies. Not originals. Harun had known better than to leave originals where theft would be noticed. There were witness summaries, vehicle plates, a partial financial memo, and a photograph of a heavyset man in a pale suit standing beside two officers and a third man whose face had been cut from the print with a blade so sharp it had left no fibres.</w:t>
       </w:r>
     </w:p>
     <w:p>

--- a/01_The_Blue_Silence/Manuscript/THE_BLUE_SILENCE_Chapter_30_The_Archive.docx
+++ b/01_The_Blue_Silence/Manuscript/THE_BLUE_SILENCE_Chapter_30_The_Archive.docx
@@ -338,6 +338,22 @@
         <w:jc w:val="left"/>
       </w:pPr>
       <w:r>
+        <w:t>He had sat across a restaurant table from that voice only weeks before, older, amused and careful. Hearing it young, on Harun’s tape, he understood that the amusement had always been a kind of caution.</w:t>
+      </w:r>
+    </w:p>
+    <w:p>
+      <w:pPr>
+        <w:jc w:val="left"/>
+      </w:pPr>
+      <w:r>
+        <w:t>A man who gave you a name was no longer needed. A man who gave you weather could be kept.</w:t>
+      </w:r>
+    </w:p>
+    <w:p>
+      <w:pPr>
+        <w:jc w:val="left"/>
+      </w:pPr>
+      <w:r>
         <w:t>The archive had not given them an answer. It had given them the shape of the question Harun had died carrying: who knew how files moved, and who had loved the man who kept them hidden.</w:t>
       </w:r>
     </w:p>
@@ -371,6 +387,462 @@
       </w:pPr>
       <w:r>
         <w:t>“Maybe not. But we can find the original event. Somebody took this at something. A dinner, a ceremony. There will be other pictures.”</w:t>
+      </w:r>
+    </w:p>
+    <w:p>
+      <w:pPr>
+        <w:jc w:val="left"/>
+      </w:pPr>
+      <w:r>
+        <w:t>They were still bagging the tape when the shutter went.</w:t>
+      </w:r>
+    </w:p>
+    <w:p>
+      <w:pPr>
+        <w:jc w:val="left"/>
+      </w:pPr>
+      <w:r>
+        <w:t>It was a heavy sound, steel on steel, travelling up through the floor of the basement, and every one of them knew it was not a sound the building made by accident. Grace was already on her feet. Rahman reached the service stairs ahead of the younger officers and did not remember deciding to run.</w:t>
+      </w:r>
+    </w:p>
+    <w:p>
+      <w:pPr>
+        <w:jc w:val="left"/>
+      </w:pPr>
+      <w:r>
+        <w:t>The loading bay sat at the back of the complex, under a sheet-metal roof that amplified rain into applause. A lorry stood against the ramp with its tailgate down. On its door, in neat green letters: LATIF MURNI SERVICES — RECORDS &amp; DISPOSAL.</w:t>
+      </w:r>
+    </w:p>
+    <w:p>
+      <w:pPr>
+        <w:jc w:val="left"/>
+      </w:pPr>
+      <w:r>
+        <w:t>Four men in company polo shirts were wheeling the contents of the disposal cage onto it. Not the harmless cartons from the top. The old ones, from the back, with the damp stains and the faded blue string.</w:t>
+      </w:r>
+    </w:p>
+    <w:p>
+      <w:pPr>
+        <w:jc w:val="left"/>
+      </w:pPr>
+      <w:r>
+        <w:t>“Stop,” Rahman said.</w:t>
+      </w:r>
+    </w:p>
+    <w:p>
+      <w:pPr>
+        <w:jc w:val="left"/>
+      </w:pPr>
+      <w:r>
+        <w:t>Nobody stopped.</w:t>
+      </w:r>
+    </w:p>
+    <w:p>
+      <w:pPr>
+        <w:jc w:val="left"/>
+      </w:pPr>
+      <w:r>
+        <w:t>A man with a clipboard and a thick neck turned around, smiling with the professional patience of someone who had been told to expect interference. His name was stitched on the pocket: SHAHRIN.</w:t>
+      </w:r>
+    </w:p>
+    <w:p>
+      <w:pPr>
+        <w:jc w:val="left"/>
+      </w:pPr>
+      <w:r>
+        <w:t>“Dato’. Good morning. Scheduled disposal.”</w:t>
+      </w:r>
+    </w:p>
+    <w:p>
+      <w:pPr>
+        <w:jc w:val="left"/>
+      </w:pPr>
+      <w:r>
+        <w:t>“Not today.”</w:t>
+      </w:r>
+    </w:p>
+    <w:p>
+      <w:pPr>
+        <w:jc w:val="left"/>
+      </w:pPr>
+      <w:r>
+        <w:t>“It is on paper, sir.” He held the clipboard out as if offering a cup of tea. “Records Retention Committee. Everything is in order.”</w:t>
+      </w:r>
+    </w:p>
+    <w:p>
+      <w:pPr>
+        <w:jc w:val="left"/>
+      </w:pPr>
+      <w:r>
+        <w:t>Aisyah took it before Rahman could.</w:t>
+      </w:r>
+    </w:p>
+    <w:p>
+      <w:pPr>
+        <w:jc w:val="left"/>
+      </w:pPr>
+      <w:r>
+        <w:t>She read it standing in the rain, which came in sideways under the roof. Daniel photographed it over her shoulder. Rahman watched her face the way he had once watched juniors read exhibits, looking for the moment the line is found.</w:t>
+      </w:r>
+    </w:p>
+    <w:p>
+      <w:pPr>
+        <w:jc w:val="left"/>
+      </w:pPr>
+      <w:r>
+        <w:t>“Authorised at seven twelve this morning,” she said. “Destruction advanced by eleven days.”</w:t>
+      </w:r>
+    </w:p>
+    <w:p>
+      <w:pPr>
+        <w:jc w:val="left"/>
+      </w:pPr>
+      <w:r>
+        <w:t>“There was a backlog,” Shahrin said.</w:t>
+      </w:r>
+    </w:p>
+    <w:p>
+      <w:pPr>
+        <w:jc w:val="left"/>
+      </w:pPr>
+      <w:r>
+        <w:t>“Signed for the committee by a delegated officer. No name. Initials only.”</w:t>
+      </w:r>
+    </w:p>
+    <w:p>
+      <w:pPr>
+        <w:jc w:val="left"/>
+      </w:pPr>
+      <w:r>
+        <w:t>“I do not make the forms.”</w:t>
+      </w:r>
+    </w:p>
+    <w:p>
+      <w:pPr>
+        <w:jc w:val="left"/>
+      </w:pPr>
+      <w:r>
+        <w:t>“The committee,” Grace said quietly, “has not met since March. I checked the registry this morning.”</w:t>
+      </w:r>
+    </w:p>
+    <w:p>
+      <w:pPr>
+        <w:jc w:val="left"/>
+      </w:pPr>
+      <w:r>
+        <w:t>Shahrin’s smile did not leave. It simply stopped being attached to anything.</w:t>
+      </w:r>
+    </w:p>
+    <w:p>
+      <w:pPr>
+        <w:jc w:val="left"/>
+      </w:pPr>
+      <w:r>
+        <w:t>“Please step aside. We are on a schedule.”</w:t>
+      </w:r>
+    </w:p>
+    <w:p>
+      <w:pPr>
+        <w:jc w:val="left"/>
+      </w:pPr>
+      <w:r>
+        <w:t>A trolley rolled forward. The man pushing it was young and plainly did not want to be there, and he kept his eyes on the ramp rather than on any of them.</w:t>
+      </w:r>
+    </w:p>
+    <w:p>
+      <w:pPr>
+        <w:jc w:val="left"/>
+      </w:pPr>
+      <w:r>
+        <w:t>Rahman moved into its path.</w:t>
+      </w:r>
+    </w:p>
+    <w:p>
+      <w:pPr>
+        <w:jc w:val="left"/>
+      </w:pPr>
+      <w:r>
+        <w:t>He did not raise his hand and he did not touch his holster. He had learned a long time ago that an authority which needs to prove itself is already losing. He stood where the trolley would have to go through him, an old policeman in a wet jacket, and said in the voice he used for the last question of an interview, “Put it down. Slowly. Not because I am asking.”</w:t>
+      </w:r>
+    </w:p>
+    <w:p>
+      <w:pPr>
+        <w:jc w:val="left"/>
+      </w:pPr>
+      <w:r>
+        <w:t>The boy stopped.</w:t>
+      </w:r>
+    </w:p>
+    <w:p>
+      <w:pPr>
+        <w:jc w:val="left"/>
+      </w:pPr>
+      <w:r>
+        <w:t>For a long moment the only sound was rain on tin and a lorry engine idling.</w:t>
+      </w:r>
+    </w:p>
+    <w:p>
+      <w:pPr>
+        <w:jc w:val="left"/>
+      </w:pPr>
+      <w:r>
+        <w:t>“Sir,” Shahrin said, “you are blocking a lawful contractor.”</w:t>
+      </w:r>
+    </w:p>
+    <w:p>
+      <w:pPr>
+        <w:jc w:val="left"/>
+      </w:pPr>
+      <w:r>
+        <w:t>“I am holding a lawful search warrant. It covers this building, this cage and anything that has left it in the past twelve hours.” Rahman took the paper from Aisyah’s folder and put it on top of the clipboard. “Read it aloud, please. For the benefit of your men.”</w:t>
+      </w:r>
+    </w:p>
+    <w:p>
+      <w:pPr>
+        <w:jc w:val="left"/>
+      </w:pPr>
+      <w:r>
+        <w:t>Shahrin did not read it.</w:t>
+      </w:r>
+    </w:p>
+    <w:p>
+      <w:pPr>
+        <w:jc w:val="left"/>
+      </w:pPr>
+      <w:r>
+        <w:t>His phone vibrated in his breast pocket. He took it out, glanced at the screen, and turned half away. Rahman heard only one side of the call, and the one side was short.</w:t>
+      </w:r>
+    </w:p>
+    <w:p>
+      <w:pPr>
+        <w:jc w:val="left"/>
+      </w:pPr>
+      <w:r>
+        <w:t>“Yes.”</w:t>
+      </w:r>
+    </w:p>
+    <w:p>
+      <w:pPr>
+        <w:jc w:val="left"/>
+      </w:pPr>
+      <w:r>
+        <w:t>“Yes.”</w:t>
+      </w:r>
+    </w:p>
+    <w:p>
+      <w:pPr>
+        <w:jc w:val="left"/>
+      </w:pPr>
+      <w:r>
+        <w:t>“No. He is here himself.”</w:t>
+      </w:r>
+    </w:p>
+    <w:p>
+      <w:pPr>
+        <w:jc w:val="left"/>
+      </w:pPr>
+      <w:r>
+        <w:t>A silence long enough for another person to speak.</w:t>
+      </w:r>
+    </w:p>
+    <w:p>
+      <w:pPr>
+        <w:jc w:val="left"/>
+      </w:pPr>
+      <w:r>
+        <w:t>“Understood.”</w:t>
+      </w:r>
+    </w:p>
+    <w:p>
+      <w:pPr>
+        <w:jc w:val="left"/>
+      </w:pPr>
+      <w:r>
+        <w:t>When Shahrin turned back, the neck had gone slightly pale.</w:t>
+      </w:r>
+    </w:p>
+    <w:p>
+      <w:pPr>
+        <w:jc w:val="left"/>
+      </w:pPr>
+      <w:r>
+        <w:t>“I am told to cooperate,” he said.</w:t>
+      </w:r>
+    </w:p>
+    <w:p>
+      <w:pPr>
+        <w:jc w:val="left"/>
+      </w:pPr>
+      <w:r>
+        <w:t>“By whom?”</w:t>
+      </w:r>
+    </w:p>
+    <w:p>
+      <w:pPr>
+        <w:jc w:val="left"/>
+      </w:pPr>
+      <w:r>
+        <w:t>“By head office.”</w:t>
+      </w:r>
+    </w:p>
+    <w:p>
+      <w:pPr>
+        <w:jc w:val="left"/>
+      </w:pPr>
+      <w:r>
+        <w:t>“Give me the number.”</w:t>
+      </w:r>
+    </w:p>
+    <w:p>
+      <w:pPr>
+        <w:jc w:val="left"/>
+      </w:pPr>
+      <w:r>
+        <w:t>“It was private.”</w:t>
+      </w:r>
+    </w:p>
+    <w:p>
+      <w:pPr>
+        <w:jc w:val="left"/>
+      </w:pPr>
+      <w:r>
+        <w:t>Aisyah was already writing down the digits displayed on the lit screen, reading them upside down, a skill she claimed to have picked up in the Inspectorate and had never explained.</w:t>
+      </w:r>
+    </w:p>
+    <w:p>
+      <w:pPr>
+        <w:jc w:val="left"/>
+      </w:pPr>
+      <w:r>
+        <w:t>They sealed the cage. Two constables from the front desk were posted on the ramp with instructions that surprised no one: nobody in, nobody out, nobody on the telephone. Daniel counted what remained on the trolleys, and what remained in the cage, and what the registry log said should have been there.</w:t>
+      </w:r>
+    </w:p>
+    <w:p>
+      <w:pPr>
+        <w:jc w:val="left"/>
+      </w:pPr>
+      <w:r>
+        <w:t>“Fourteen cartons missing,” he said.</w:t>
+      </w:r>
+    </w:p>
+    <w:p>
+      <w:pPr>
+        <w:jc w:val="left"/>
+      </w:pPr>
+      <w:r>
+        <w:t>“Taken when?”</w:t>
+      </w:r>
+    </w:p>
+    <w:p>
+      <w:pPr>
+        <w:jc w:val="left"/>
+      </w:pPr>
+      <w:r>
+        <w:t>“The gate camera says the first lorry left at six forty.”</w:t>
+      </w:r>
+    </w:p>
+    <w:p>
+      <w:pPr>
+        <w:jc w:val="left"/>
+      </w:pPr>
+      <w:r>
+        <w:t>“Before the authorisation.”</w:t>
+      </w:r>
+    </w:p>
+    <w:p>
+      <w:pPr>
+        <w:jc w:val="left"/>
+      </w:pPr>
+      <w:r>
+        <w:t>“Before the authorisation was signed,” Daniel agreed. “Forty minutes before. Which means the paper was written to describe something that had already happened.”</w:t>
+      </w:r>
+    </w:p>
+    <w:p>
+      <w:pPr>
+        <w:jc w:val="left"/>
+      </w:pPr>
+      <w:r>
+        <w:t>Grace had the plate. Grace always had the plate.</w:t>
+      </w:r>
+    </w:p>
+    <w:p>
+      <w:pPr>
+        <w:jc w:val="left"/>
+      </w:pPr>
+      <w:r>
+        <w:t>Kak Sabariah had been watching from the doorway of the staff room, a stainless-steel teapot in both hands. Nobody had asked her to come. She had put on a clean tudung and walked over as if the building were her kitchen and the visitors were due.</w:t>
+      </w:r>
+    </w:p>
+    <w:p>
+      <w:pPr>
+        <w:jc w:val="left"/>
+      </w:pPr>
+      <w:r>
+        <w:t>“I told you the lower door never closed,” she said to Aisyah.</w:t>
+      </w:r>
+    </w:p>
+    <w:p>
+      <w:pPr>
+        <w:jc w:val="left"/>
+      </w:pPr>
+      <w:r>
+        <w:t>“You did.”</w:t>
+      </w:r>
+    </w:p>
+    <w:p>
+      <w:pPr>
+        <w:jc w:val="left"/>
+      </w:pPr>
+      <w:r>
+        <w:t>“Today it was open at five. I thought it was the cleaners.”</w:t>
+      </w:r>
+    </w:p>
+    <w:p>
+      <w:pPr>
+        <w:jc w:val="left"/>
+      </w:pPr>
+      <w:r>
+        <w:t>Aisyah took her statement on the ramp, in the rain, with Daniel holding an umbrella over the paper.</w:t>
+      </w:r>
+    </w:p>
+    <w:p>
+      <w:pPr>
+        <w:jc w:val="left"/>
+      </w:pPr>
+      <w:r>
+        <w:t>Rahman stood on the ramp and watched the other lorry back slowly out into the rain with its tailgate still open and its trolleys empty. He thought of the lower door that had never closed properly since the flood, and of the careful, legal, written way he had come in through the front.</w:t>
+      </w:r>
+    </w:p>
+    <w:p>
+      <w:pPr>
+        <w:jc w:val="left"/>
+      </w:pPr>
+      <w:r>
+        <w:t>Someone had known the exact morning. Not because anyone in ORION had spoken. Because the bulletin the night before had told the whole building that the morning would belong to the paper.</w:t>
+      </w:r>
+    </w:p>
+    <w:p>
+      <w:pPr>
+        <w:jc w:val="left"/>
+      </w:pPr>
+      <w:r>
+        <w:t>He had walked in lawfully, and the lawfulness had given them six hours’ notice.</w:t>
+      </w:r>
+    </w:p>
+    <w:p>
+      <w:pPr>
+        <w:jc w:val="left"/>
+      </w:pPr>
+      <w:r>
+        <w:t>Upstairs, Harun’s tape sat in its evidence bag, and the packet marked with his name lay on the table where they had left it.</w:t>
+      </w:r>
+    </w:p>
+    <w:p>
+      <w:pPr>
+        <w:jc w:val="left"/>
+      </w:pPr>
+      <w:r>
+        <w:t>The cartons that were gone were gone. The ones they had saved were saved only because a boy with a trolley had hesitated for four seconds.</w:t>
       </w:r>
     </w:p>
     <w:p>
